--- a/doc/记录本/第1周记录本.docx
+++ b/doc/记录本/第1周记录本.docx
@@ -1,8 +1,8 @@
 
 <file path=word/document.xml><?xml version="1.0" encoding="utf-8"?>
-<w:document xmlns:ns1="http://schemas.openxmlformats.org/markup-compatibility/2006" xmlns:ns2="http://schemas.microsoft.com/office/word/2010/wordml" xmlns:ns3="urn:schemas-microsoft-com:vml" xmlns:ns4="urn:schemas-microsoft-com:office:office" xmlns:ns5="http://schemas.openxmlformats.org/officeDocument/2006/relationships" xmlns:ns6="urn:schemas-microsoft-com:office:word" xmlns:w="http://schemas.openxmlformats.org/wordprocessingml/2006/main" ns1:Ignorable="w14 w15 wp14">
+<w:document xmlns:wpc="http://schemas.microsoft.com/office/word/2010/wordprocessingCanvas" xmlns:mc="http://schemas.openxmlformats.org/markup-compatibility/2006" xmlns:o="urn:schemas-microsoft-com:office:office" xmlns:r="http://schemas.openxmlformats.org/officeDocument/2006/relationships" xmlns:m="http://schemas.openxmlformats.org/officeDocument/2006/math" xmlns:v="urn:schemas-microsoft-com:vml" xmlns:wp14="http://schemas.microsoft.com/office/word/2010/wordprocessingDrawing" xmlns:wp="http://schemas.openxmlformats.org/drawingml/2006/wordprocessingDrawing" xmlns:w="http://schemas.openxmlformats.org/wordprocessingml/2006/main" xmlns:w14="http://schemas.microsoft.com/office/word/2010/wordml" xmlns:w10="urn:schemas-microsoft-com:office:word" xmlns:w15="http://schemas.microsoft.com/office/word/2012/wordml" xmlns:wpg="http://schemas.microsoft.com/office/word/2010/wordprocessingGroup" xmlns:wpi="http://schemas.microsoft.com/office/word/2010/wordprocessingInk" xmlns:wne="http://schemas.microsoft.com/office/word/2006/wordml" xmlns:wps="http://schemas.microsoft.com/office/word/2010/wordprocessingShape" xmlns:wpsCustomData="http://www.wps.cn/officeDocument/2013/wpsCustomData" mc:Ignorable="w14 w15 wp14">
   <w:body>
-    <w:p ns2:paraId="4752CB49">
+    <w:p>
       <w:pPr>
         <w:jc w:val="center"/>
         <w:rPr>
@@ -15,7 +15,7 @@
         </w:rPr>
       </w:pPr>
     </w:p>
-    <w:p ns2:paraId="4E4D79B3">
+    <w:p>
       <w:pPr>
         <w:rPr>
           <w:rFonts w:hint="eastAsia" w:ascii="Calibri" w:hAnsi="Calibri" w:cs="宋体"/>
@@ -27,7 +27,7 @@
         </w:rPr>
       </w:pPr>
     </w:p>
-    <w:p ns2:paraId="0D429B20">
+    <w:p>
       <w:pPr>
         <w:jc w:val="center"/>
         <w:rPr>
@@ -51,7 +51,7 @@
         <w:t>毕业设计（论文）记录本</w:t>
       </w:r>
     </w:p>
-    <w:p ns2:paraId="4F45DEF6">
+    <w:p>
       <w:pPr>
         <w:jc w:val="center"/>
         <w:rPr>
@@ -64,7 +64,7 @@
         </w:rPr>
       </w:pPr>
     </w:p>
-    <w:p ns2:paraId="46875005">
+    <w:p>
       <w:pPr>
         <w:jc w:val="center"/>
         <w:rPr>
@@ -77,7 +77,7 @@
         </w:rPr>
       </w:pPr>
     </w:p>
-    <w:p ns2:paraId="5015A2B0">
+    <w:p>
       <w:pPr>
         <w:jc w:val="center"/>
         <w:rPr>
@@ -90,7 +90,7 @@
         </w:rPr>
       </w:pPr>
     </w:p>
-    <w:p ns2:paraId="690F0FBA">
+    <w:p>
       <w:pPr>
         <w:rPr>
           <w:rFonts w:hint="eastAsia" w:ascii="Calibri" w:hAnsi="Calibri" w:cs="宋体"/>
@@ -102,7 +102,7 @@
         </w:rPr>
       </w:pPr>
     </w:p>
-    <w:p ns2:paraId="01DB51F4">
+    <w:p>
       <w:pPr>
         <w:jc w:val="center"/>
         <w:rPr>
@@ -115,7 +115,7 @@
         </w:rPr>
       </w:pPr>
     </w:p>
-    <w:p ns2:paraId="55E3A906">
+    <w:p>
       <w:pPr>
         <w:rPr>
           <w:rFonts w:hint="eastAsia"/>
@@ -139,7 +139,131 @@
         <w:gridCol w:w="2203"/>
         <w:gridCol w:w="5621"/>
       </w:tblGrid>
-      <w:tr ns2:paraId="50D11AC5">
+      <w:tr>
+        <w:trPr>
+          <w:trHeight w:val="767" w:hRule="atLeast"/>
+          <w:jc w:val="center"/>
+        </w:trPr>
+        <w:tc>
+          <w:tcPr>
+            <w:tcW w:w="2203" w:type="dxa"/>
+            <w:tcBorders>
+              <w:top w:val="nil"/>
+              <w:left w:val="nil"/>
+              <w:bottom w:val="nil"/>
+              <w:right w:val="nil"/>
+            </w:tcBorders>
+            <w:vAlign w:val="center"/>
+          </w:tcPr>
+          <w:p>
+            <w:pPr>
+              <w:autoSpaceDE w:val="0"/>
+              <w:autoSpaceDN w:val="0"/>
+              <w:adjustRightInd w:val="0"/>
+              <w:snapToGrid w:val="0"/>
+              <w:rPr>
+                <w:b/>
+                <w:bCs/>
+                <w:spacing w:val="150"/>
+                <w:sz w:val="30"/>
+                <w:szCs w:val="30"/>
+              </w:rPr>
+            </w:pPr>
+            <w:r>
+              <w:rPr>
+                <w:rFonts w:hint="eastAsia" w:ascii="黑体" w:eastAsia="黑体" w:cs="黑体"/>
+                <w:b/>
+                <w:bCs/>
+                <w:color w:val="000000"/>
+                <w:kern w:val="0"/>
+                <w:sz w:val="32"/>
+                <w:szCs w:val="32"/>
+              </w:rPr>
+              <w:t>课题名称</w:t>
+            </w:r>
+            <w:r>
+              <w:rPr>
+                <w:rFonts w:hint="eastAsia" w:ascii="黑体" w:eastAsia="黑体" w:cs="黑体"/>
+                <w:b/>
+                <w:bCs/>
+                <w:color w:val="000000"/>
+                <w:kern w:val="0"/>
+                <w:sz w:val="32"/>
+                <w:szCs w:val="32"/>
+                <w:lang w:val="zh-CN"/>
+              </w:rPr>
+              <w:t>：</w:t>
+            </w:r>
+          </w:p>
+        </w:tc>
+        <w:tc>
+          <w:tcPr>
+            <w:tcW w:w="5621" w:type="dxa"/>
+            <w:tcBorders>
+              <w:top w:val="nil"/>
+              <w:left w:val="nil"/>
+              <w:bottom w:val="single" w:color="auto" w:sz="12" w:space="0"/>
+              <w:right w:val="nil"/>
+            </w:tcBorders>
+            <w:vAlign w:val="center"/>
+          </w:tcPr>
+          <w:p>
+            <w:pPr>
+              <w:autoSpaceDE w:val="0"/>
+              <w:autoSpaceDN w:val="0"/>
+              <w:adjustRightInd w:val="0"/>
+              <w:jc w:val="center"/>
+              <w:rPr>
+                <w:rFonts w:hint="eastAsia" w:ascii="Times New Roman Bold" w:hAnsi="Times New Roman Bold"/>
+                <w:b/>
+                <w:bCs/>
+                <w:position w:val="-6"/>
+                <w:sz w:val="32"/>
+                <w:szCs w:val="32"/>
+              </w:rPr>
+            </w:pPr>
+            <w:r>
+              <w:rPr>
+                <w:rFonts w:hint="eastAsia" w:ascii="Times New Roman Bold" w:hAnsi="Times New Roman Bold"/>
+                <w:b/>
+                <w:bCs/>
+                <w:position w:val="-6"/>
+                <w:sz w:val="32"/>
+                <w:szCs w:val="32"/>
+              </w:rPr>
+              <w:t>基于区块链的可信任务日志</w:t>
+            </w:r>
+          </w:p>
+          <w:p>
+            <w:pPr>
+              <w:autoSpaceDE w:val="0"/>
+              <w:autoSpaceDN w:val="0"/>
+              <w:adjustRightInd w:val="0"/>
+              <w:jc w:val="center"/>
+              <w:rPr>
+                <w:rFonts w:ascii="Times New Roman Bold" w:hAnsi="Times New Roman Bold"/>
+                <w:b/>
+                <w:bCs/>
+                <w:position w:val="-6"/>
+                <w:sz w:val="32"/>
+                <w:szCs w:val="32"/>
+              </w:rPr>
+            </w:pPr>
+            <w:r>
+              <w:rPr>
+                <w:rFonts w:hint="eastAsia" w:ascii="Times New Roman Bold" w:hAnsi="Times New Roman Bold"/>
+                <w:b/>
+                <w:bCs/>
+                <w:position w:val="-6"/>
+                <w:sz w:val="32"/>
+                <w:szCs w:val="32"/>
+              </w:rPr>
+              <w:t>审计系统设计与实现</w:t>
+            </w:r>
+          </w:p>
+        </w:tc>
+      </w:tr>
+      <w:tr>
         <w:tblPrEx>
           <w:tblCellMar>
             <w:top w:w="0" w:type="dxa"/>
@@ -163,7 +287,7 @@
             </w:tcBorders>
             <w:vAlign w:val="center"/>
           </w:tcPr>
-          <w:p ns2:paraId="19D82B8B">
+          <w:p>
             <w:pPr>
               <w:autoSpaceDE w:val="0"/>
               <w:autoSpaceDN w:val="0"/>
@@ -187,7 +311,7 @@
                 <w:sz w:val="32"/>
                 <w:szCs w:val="32"/>
               </w:rPr>
-              <w:t>课题名称</w:t>
+              <w:t>学院</w:t>
             </w:r>
             <w:r>
               <w:rPr>
@@ -208,20 +332,30 @@
           <w:tcPr>
             <w:tcW w:w="5621" w:type="dxa"/>
             <w:tcBorders>
-              <w:top w:val="nil"/>
+              <w:top w:val="single" w:color="auto" w:sz="12" w:space="0"/>
               <w:left w:val="nil"/>
               <w:bottom w:val="single" w:color="auto" w:sz="12" w:space="0"/>
               <w:right w:val="nil"/>
             </w:tcBorders>
             <w:vAlign w:val="center"/>
           </w:tcPr>
-          <w:p ns2:paraId="150B2E3E">
+          <w:p>
             <w:pPr>
               <w:autoSpaceDE w:val="0"/>
               <w:autoSpaceDN w:val="0"/>
               <w:adjustRightInd w:val="0"/>
               <w:jc w:val="center"/>
               <w:rPr>
+                <w:rFonts w:ascii="Times New Roman Bold" w:hAnsi="Times New Roman Bold"/>
+                <w:b/>
+                <w:bCs/>
+                <w:position w:val="-6"/>
+                <w:sz w:val="32"/>
+                <w:szCs w:val="32"/>
+              </w:rPr>
+            </w:pPr>
+            <w:r>
+              <w:rPr>
                 <w:rFonts w:hint="eastAsia" w:ascii="Times New Roman Bold" w:hAnsi="Times New Roman Bold"/>
                 <w:b/>
                 <w:bCs/>
@@ -229,49 +363,12 @@
                 <w:sz w:val="32"/>
                 <w:szCs w:val="32"/>
               </w:rPr>
-            </w:pPr>
-            <w:r>
-              <w:rPr>
-                <w:rFonts w:hint="eastAsia" w:ascii="Times New Roman Bold" w:hAnsi="Times New Roman Bold"/>
-                <w:b/>
-                <w:bCs/>
-                <w:position w:val="-6"/>
-                <w:sz w:val="32"/>
-                <w:szCs w:val="32"/>
-              </w:rPr>
-              <w:t>基于区块链的可信任务日志</w:t>
-            </w:r>
-          </w:p>
-          <w:p ns2:paraId="68F9C395">
-            <w:pPr>
-              <w:autoSpaceDE w:val="0"/>
-              <w:autoSpaceDN w:val="0"/>
-              <w:adjustRightInd w:val="0"/>
-              <w:jc w:val="center"/>
-              <w:rPr>
-                <w:rFonts w:ascii="Times New Roman Bold" w:hAnsi="Times New Roman Bold"/>
-                <w:b/>
-                <w:bCs/>
-                <w:position w:val="-6"/>
-                <w:sz w:val="32"/>
-                <w:szCs w:val="32"/>
-              </w:rPr>
-            </w:pPr>
-            <w:r>
-              <w:rPr>
-                <w:rFonts w:hint="eastAsia" w:ascii="Times New Roman Bold" w:hAnsi="Times New Roman Bold"/>
-                <w:b/>
-                <w:bCs/>
-                <w:position w:val="-6"/>
-                <w:sz w:val="32"/>
-                <w:szCs w:val="32"/>
-              </w:rPr>
-              <w:t>审计系统设计与实现</w:t>
+              <w:t>信息与智能科学学院</w:t>
             </w:r>
           </w:p>
         </w:tc>
       </w:tr>
-      <w:tr ns2:paraId="2E4B3F74">
+      <w:tr>
         <w:tblPrEx>
           <w:tblCellMar>
             <w:top w:w="0" w:type="dxa"/>
@@ -295,7 +392,7 @@
             </w:tcBorders>
             <w:vAlign w:val="center"/>
           </w:tcPr>
-          <w:p ns2:paraId="00FCEA23">
+          <w:p>
             <w:pPr>
               <w:autoSpaceDE w:val="0"/>
               <w:autoSpaceDN w:val="0"/>
@@ -319,7 +416,7 @@
                 <w:sz w:val="32"/>
                 <w:szCs w:val="32"/>
               </w:rPr>
-              <w:t>学院</w:t>
+              <w:t>专业</w:t>
             </w:r>
             <w:r>
               <w:rPr>
@@ -347,7 +444,7 @@
             </w:tcBorders>
             <w:vAlign w:val="center"/>
           </w:tcPr>
-          <w:p ns2:paraId="01AEE9C8">
+          <w:p>
             <w:pPr>
               <w:autoSpaceDE w:val="0"/>
               <w:autoSpaceDN w:val="0"/>
@@ -371,12 +468,12 @@
                 <w:sz w:val="32"/>
                 <w:szCs w:val="32"/>
               </w:rPr>
-              <w:t>信息与智能科学学院</w:t>
+              <w:t>软件工程</w:t>
             </w:r>
           </w:p>
         </w:tc>
       </w:tr>
-      <w:tr ns2:paraId="1D7A7755">
+      <w:tr>
         <w:tblPrEx>
           <w:tblCellMar>
             <w:top w:w="0" w:type="dxa"/>
@@ -400,7 +497,7 @@
             </w:tcBorders>
             <w:vAlign w:val="center"/>
           </w:tcPr>
-          <w:p ns2:paraId="17CE010C">
+          <w:p>
             <w:pPr>
               <w:autoSpaceDE w:val="0"/>
               <w:autoSpaceDN w:val="0"/>
@@ -424,7 +521,7 @@
                 <w:sz w:val="32"/>
                 <w:szCs w:val="32"/>
               </w:rPr>
-              <w:t>专业</w:t>
+              <w:t>姓名</w:t>
             </w:r>
             <w:r>
               <w:rPr>
@@ -452,7 +549,7 @@
             </w:tcBorders>
             <w:vAlign w:val="center"/>
           </w:tcPr>
-          <w:p ns2:paraId="550AE184">
+          <w:p>
             <w:pPr>
               <w:autoSpaceDE w:val="0"/>
               <w:autoSpaceDN w:val="0"/>
@@ -476,12 +573,122 @@
                 <w:sz w:val="32"/>
                 <w:szCs w:val="32"/>
               </w:rPr>
-              <w:t>软件工程</w:t>
+              <w:t>戴驰峰</w:t>
             </w:r>
           </w:p>
         </w:tc>
       </w:tr>
-      <w:tr ns2:paraId="58347CFD">
+      <w:tr>
+        <w:tblPrEx>
+          <w:tblCellMar>
+            <w:top w:w="0" w:type="dxa"/>
+            <w:left w:w="108" w:type="dxa"/>
+            <w:bottom w:w="0" w:type="dxa"/>
+            <w:right w:w="108" w:type="dxa"/>
+          </w:tblCellMar>
+        </w:tblPrEx>
+        <w:trPr>
+          <w:trHeight w:val="808" w:hRule="atLeast"/>
+          <w:jc w:val="center"/>
+        </w:trPr>
+        <w:tc>
+          <w:tcPr>
+            <w:tcW w:w="2203" w:type="dxa"/>
+            <w:tcBorders>
+              <w:top w:val="nil"/>
+              <w:left w:val="nil"/>
+              <w:bottom w:val="nil"/>
+              <w:right w:val="nil"/>
+            </w:tcBorders>
+            <w:vAlign w:val="center"/>
+          </w:tcPr>
+          <w:p>
+            <w:pPr>
+              <w:tabs>
+                <w:tab w:val="left" w:pos="2977"/>
+                <w:tab w:val="left" w:pos="3119"/>
+              </w:tabs>
+              <w:autoSpaceDE w:val="0"/>
+              <w:autoSpaceDN w:val="0"/>
+              <w:adjustRightInd w:val="0"/>
+              <w:snapToGrid w:val="0"/>
+              <w:rPr>
+                <w:rFonts w:ascii="仿宋_GB2312" w:hAnsi="宋体" w:eastAsia="仿宋_GB2312" w:cs="宋体"/>
+                <w:b/>
+                <w:bCs/>
+                <w:spacing w:val="150"/>
+                <w:sz w:val="32"/>
+                <w:szCs w:val="32"/>
+              </w:rPr>
+            </w:pPr>
+            <w:r>
+              <w:rPr>
+                <w:rFonts w:hint="eastAsia" w:ascii="黑体" w:eastAsia="黑体" w:cs="黑体"/>
+                <w:b/>
+                <w:bCs/>
+                <w:color w:val="000000"/>
+                <w:kern w:val="0"/>
+                <w:sz w:val="32"/>
+                <w:szCs w:val="32"/>
+              </w:rPr>
+              <w:t>学号</w:t>
+            </w:r>
+            <w:r>
+              <w:rPr>
+                <w:rFonts w:hint="eastAsia" w:ascii="黑体" w:eastAsia="黑体" w:cs="黑体"/>
+                <w:b/>
+                <w:bCs/>
+                <w:color w:val="000000"/>
+                <w:kern w:val="0"/>
+                <w:sz w:val="32"/>
+                <w:szCs w:val="32"/>
+                <w:lang w:val="zh-CN"/>
+              </w:rPr>
+              <w:t>：</w:t>
+            </w:r>
+          </w:p>
+        </w:tc>
+        <w:tc>
+          <w:tcPr>
+            <w:tcW w:w="5621" w:type="dxa"/>
+            <w:tcBorders>
+              <w:top w:val="single" w:color="auto" w:sz="12" w:space="0"/>
+              <w:left w:val="nil"/>
+              <w:bottom w:val="single" w:color="auto" w:sz="12" w:space="0"/>
+              <w:right w:val="nil"/>
+            </w:tcBorders>
+            <w:vAlign w:val="center"/>
+          </w:tcPr>
+          <w:p>
+            <w:pPr>
+              <w:autoSpaceDE w:val="0"/>
+              <w:autoSpaceDN w:val="0"/>
+              <w:adjustRightInd w:val="0"/>
+              <w:jc w:val="center"/>
+              <w:rPr>
+                <w:rFonts w:ascii="Times New Roman Bold" w:hAnsi="Times New Roman Bold"/>
+                <w:b/>
+                <w:bCs/>
+                <w:position w:val="-6"/>
+                <w:sz w:val="32"/>
+                <w:szCs w:val="32"/>
+              </w:rPr>
+            </w:pPr>
+            <w:r>
+              <w:rPr>
+                <w:rFonts w:hint="eastAsia" w:ascii="Times New Roman Bold" w:hAnsi="Times New Roman Bold"/>
+                <w:b/>
+                <w:bCs/>
+                <w:position w:val="-6"/>
+                <w:sz w:val="32"/>
+                <w:szCs w:val="32"/>
+              </w:rPr>
+              <w:t>221310610</w:t>
+            </w:r>
+          </w:p>
+        </w:tc>
+      </w:tr>
+      <w:tr>
         <w:tblPrEx>
           <w:tblCellMar>
             <w:top w:w="0" w:type="dxa"/>
@@ -505,18 +712,19 @@
             </w:tcBorders>
             <w:vAlign w:val="center"/>
           </w:tcPr>
-          <w:p ns2:paraId="7E40C919">
+          <w:p>
             <w:pPr>
               <w:autoSpaceDE w:val="0"/>
               <w:autoSpaceDN w:val="0"/>
               <w:adjustRightInd w:val="0"/>
               <w:snapToGrid w:val="0"/>
               <w:rPr>
+                <w:rFonts w:ascii="仿宋_GB2312" w:hAnsi="宋体" w:eastAsia="仿宋_GB2312" w:cs="宋体"/>
                 <w:b/>
                 <w:bCs/>
                 <w:spacing w:val="150"/>
-                <w:sz w:val="30"/>
-                <w:szCs w:val="30"/>
+                <w:sz w:val="32"/>
+                <w:szCs w:val="32"/>
               </w:rPr>
             </w:pPr>
             <w:r>
@@ -529,7 +737,7 @@
                 <w:sz w:val="32"/>
                 <w:szCs w:val="32"/>
               </w:rPr>
-              <w:t>姓名</w:t>
+              <w:t>指导老师</w:t>
             </w:r>
             <w:r>
               <w:rPr>
@@ -557,7 +765,7 @@
             </w:tcBorders>
             <w:vAlign w:val="center"/>
           </w:tcPr>
-          <w:p ns2:paraId="166FC064">
+          <w:p>
             <w:pPr>
               <w:autoSpaceDE w:val="0"/>
               <w:autoSpaceDN w:val="0"/>
@@ -581,338 +789,26 @@
                 <w:sz w:val="32"/>
                 <w:szCs w:val="32"/>
               </w:rPr>
-              <w:t>戴驰峰</w:t>
-            </w:r>
-          </w:p>
-        </w:tc>
-      </w:tr>
-      <w:tr ns2:paraId="19CD7E63">
-        <w:tblPrEx>
-          <w:tblCellMar>
-            <w:top w:w="0" w:type="dxa"/>
-            <w:left w:w="108" w:type="dxa"/>
-            <w:bottom w:w="0" w:type="dxa"/>
-            <w:right w:w="108" w:type="dxa"/>
-          </w:tblCellMar>
-        </w:tblPrEx>
-        <w:trPr>
-          <w:trHeight w:val="808" w:hRule="atLeast"/>
-          <w:jc w:val="center"/>
-        </w:trPr>
-        <w:tc>
-          <w:tcPr>
-            <w:tcW w:w="2203" w:type="dxa"/>
-            <w:tcBorders>
-              <w:top w:val="nil"/>
-              <w:left w:val="nil"/>
-              <w:bottom w:val="nil"/>
-              <w:right w:val="nil"/>
-            </w:tcBorders>
-            <w:vAlign w:val="center"/>
-          </w:tcPr>
-          <w:p ns2:paraId="70ABECBE">
-            <w:pPr>
-              <w:tabs>
-                <w:tab w:val="left" w:pos="2977"/>
-                <w:tab w:val="left" w:pos="3119"/>
-              </w:tabs>
-              <w:autoSpaceDE w:val="0"/>
-              <w:autoSpaceDN w:val="0"/>
-              <w:adjustRightInd w:val="0"/>
-              <w:snapToGrid w:val="0"/>
-              <w:rPr>
-                <w:rFonts w:ascii="仿宋_GB2312" w:hAnsi="宋体" w:eastAsia="仿宋_GB2312" w:cs="宋体"/>
-                <w:b/>
-                <w:bCs/>
-                <w:spacing w:val="150"/>
-                <w:sz w:val="32"/>
-                <w:szCs w:val="32"/>
-              </w:rPr>
-            </w:pPr>
-            <w:r>
-              <w:rPr>
-                <w:rFonts w:hint="eastAsia" w:ascii="黑体" w:eastAsia="黑体" w:cs="黑体"/>
-                <w:b/>
-                <w:bCs/>
-                <w:color w:val="000000"/>
-                <w:kern w:val="0"/>
-                <w:sz w:val="32"/>
-                <w:szCs w:val="32"/>
-              </w:rPr>
-              <w:t>学号</w:t>
-            </w:r>
-            <w:r>
-              <w:rPr>
-                <w:rFonts w:hint="eastAsia" w:ascii="黑体" w:eastAsia="黑体" w:cs="黑体"/>
-                <w:b/>
-                <w:bCs/>
-                <w:color w:val="000000"/>
-                <w:kern w:val="0"/>
-                <w:sz w:val="32"/>
-                <w:szCs w:val="32"/>
-                <w:lang w:val="zh-CN"/>
-              </w:rPr>
-              <w:t>：</w:t>
-            </w:r>
-          </w:p>
-        </w:tc>
-        <w:tc>
-          <w:tcPr>
-            <w:tcW w:w="5621" w:type="dxa"/>
-            <w:tcBorders>
-              <w:top w:val="single" w:color="auto" w:sz="12" w:space="0"/>
-              <w:left w:val="nil"/>
-              <w:bottom w:val="single" w:color="auto" w:sz="12" w:space="0"/>
-              <w:right w:val="nil"/>
-            </w:tcBorders>
-            <w:vAlign w:val="center"/>
-          </w:tcPr>
-          <w:p ns2:paraId="0EA63860">
-            <w:pPr>
-              <w:autoSpaceDE w:val="0"/>
-              <w:autoSpaceDN w:val="0"/>
-              <w:adjustRightInd w:val="0"/>
-              <w:jc w:val="center"/>
-              <w:rPr>
-                <w:rFonts w:ascii="Times New Roman Bold" w:hAnsi="Times New Roman Bold"/>
-                <w:b/>
-                <w:bCs/>
-                <w:position w:val="-6"/>
-                <w:sz w:val="32"/>
-                <w:szCs w:val="32"/>
-              </w:rPr>
-            </w:pPr>
-            <w:r>
-              <w:rPr>
-                <w:rFonts w:hint="eastAsia" w:ascii="Times New Roman Bold" w:hAnsi="Times New Roman Bold"/>
-                <w:b/>
-                <w:bCs/>
-                <w:position w:val="-6"/>
-                <w:sz w:val="32"/>
-                <w:szCs w:val="32"/>
-              </w:rPr>
-              <w:t>221310610</w:t>
-            </w:r>
-          </w:p>
-        </w:tc>
-      </w:tr>
-      <w:tr ns2:paraId="435FBED3">
-        <w:tblPrEx>
-          <w:tblCellMar>
-            <w:top w:w="0" w:type="dxa"/>
-            <w:left w:w="108" w:type="dxa"/>
-            <w:bottom w:w="0" w:type="dxa"/>
-            <w:right w:w="108" w:type="dxa"/>
-          </w:tblCellMar>
-        </w:tblPrEx>
-        <w:trPr>
-          <w:trHeight w:val="767" w:hRule="atLeast"/>
-          <w:jc w:val="center"/>
-        </w:trPr>
-        <w:tc>
-          <w:tcPr>
-            <w:tcW w:w="2203" w:type="dxa"/>
-            <w:tcBorders>
-              <w:top w:val="nil"/>
-              <w:left w:val="nil"/>
-              <w:bottom w:val="nil"/>
-              <w:right w:val="nil"/>
-            </w:tcBorders>
-            <w:vAlign w:val="center"/>
-          </w:tcPr>
-          <w:p ns2:paraId="7B7668B0">
-            <w:pPr>
-              <w:autoSpaceDE w:val="0"/>
-              <w:autoSpaceDN w:val="0"/>
-              <w:adjustRightInd w:val="0"/>
-              <w:snapToGrid w:val="0"/>
-              <w:rPr>
-                <w:rFonts w:ascii="仿宋_GB2312" w:hAnsi="宋体" w:eastAsia="仿宋_GB2312" w:cs="宋体"/>
-                <w:b/>
-                <w:bCs/>
-                <w:spacing w:val="150"/>
-                <w:sz w:val="32"/>
-                <w:szCs w:val="32"/>
-              </w:rPr>
-            </w:pPr>
-            <w:r>
-              <w:rPr>
-                <w:rFonts w:hint="eastAsia" w:ascii="黑体" w:eastAsia="黑体" w:cs="黑体"/>
-                <w:b/>
-                <w:bCs/>
-                <w:color w:val="000000"/>
-                <w:kern w:val="0"/>
-                <w:sz w:val="32"/>
-                <w:szCs w:val="32"/>
-              </w:rPr>
-              <w:t>指导老师</w:t>
-            </w:r>
-            <w:r>
-              <w:rPr>
-                <w:rFonts w:hint="eastAsia" w:ascii="黑体" w:eastAsia="黑体" w:cs="黑体"/>
-                <w:b/>
-                <w:bCs/>
-                <w:color w:val="000000"/>
-                <w:kern w:val="0"/>
-                <w:sz w:val="32"/>
-                <w:szCs w:val="32"/>
-                <w:lang w:val="zh-CN"/>
-              </w:rPr>
-              <w:t>：</w:t>
-            </w:r>
-          </w:p>
-        </w:tc>
-        <w:tc>
-          <w:tcPr>
-            <w:tcW w:w="5621" w:type="dxa"/>
-            <w:tcBorders>
-              <w:top w:val="single" w:color="auto" w:sz="12" w:space="0"/>
-              <w:left w:val="nil"/>
-              <w:bottom w:val="single" w:color="auto" w:sz="12" w:space="0"/>
-              <w:right w:val="nil"/>
-            </w:tcBorders>
-            <w:vAlign w:val="center"/>
-          </w:tcPr>
-          <w:p ns2:paraId="089B2825">
-            <w:pPr>
-              <w:autoSpaceDE w:val="0"/>
-              <w:autoSpaceDN w:val="0"/>
-              <w:adjustRightInd w:val="0"/>
-              <w:jc w:val="center"/>
-              <w:rPr>
-                <w:rFonts w:ascii="Times New Roman Bold" w:hAnsi="Times New Roman Bold"/>
-                <w:b/>
-                <w:bCs/>
-                <w:position w:val="-6"/>
-                <w:sz w:val="32"/>
-                <w:szCs w:val="32"/>
-              </w:rPr>
-            </w:pPr>
-            <w:r>
-              <w:rPr>
-                <w:rFonts w:hint="eastAsia" w:ascii="Times New Roman Bold" w:hAnsi="Times New Roman Bold"/>
-                <w:b/>
-                <w:bCs/>
-                <w:position w:val="-6"/>
-                <w:sz w:val="32"/>
-                <w:szCs w:val="32"/>
-              </w:rPr>
               <w:t>卢婷</w:t>
             </w:r>
           </w:p>
         </w:tc>
       </w:tr>
     </w:tbl>
-    <w:p ns2:paraId="4B288503">
+    <w:p>
       <w:pPr>
         <w:rPr>
-          <w:rFonts w:hint="eastAsia" w:ascii="Calibri" w:hAnsi="Calibri" w:cs="宋体"/>
-          <w:b/>
-          <w:color w:val="333333"/>
-          <w:kern w:val="0"/>
-          <w:sz w:val="36"/>
-          <w:szCs w:val="36"/>
-        </w:rPr>
-      </w:pPr>
-    </w:p>
-    <w:p ns2:paraId="6C838E31">
-      <w:pPr>
-        <w:jc w:val="center"/>
-        <w:rPr>
-          <w:rFonts w:hint="eastAsia" w:ascii="Calibri" w:hAnsi="Calibri" w:eastAsia="楷体_GB2312" w:cs="宋体"/>
-          <w:b/>
-          <w:color w:val="333333"/>
-          <w:kern w:val="0"/>
-          <w:sz w:val="32"/>
-          <w:szCs w:val="52"/>
+          <w:rFonts w:hint="eastAsia"/>
         </w:rPr>
       </w:pPr>
       <w:r>
         <w:rPr>
-          <w:rFonts w:hint="eastAsia" w:ascii="Calibri" w:hAnsi="Calibri" w:eastAsia="楷体_GB2312" w:cs="宋体"/>
-          <w:b/>
-          <w:color w:val="333333"/>
-          <w:kern w:val="0"/>
-          <w:sz w:val="32"/>
-          <w:szCs w:val="52"/>
-        </w:rPr>
-        <w:t>东华大学信息与智能科学学院</w:t>
+          <w:rFonts w:hint="eastAsia"/>
+        </w:rPr>
+        <w:br w:type="page"/>
       </w:r>
-    </w:p>
-    <w:p ns2:paraId="0DF2E04B">
-      <w:pPr>
-        <w:jc w:val="center"/>
-        <w:rPr>
-          <w:rFonts w:hint="eastAsia" w:ascii="Calibri" w:hAnsi="Calibri" w:eastAsia="楷体_GB2312" w:cs="宋体"/>
-          <w:b/>
-          <w:color w:val="333333"/>
-          <w:kern w:val="0"/>
-          <w:sz w:val="24"/>
-          <w:szCs w:val="52"/>
-        </w:rPr>
-      </w:pPr>
-    </w:p>
-    <w:p ns2:paraId="399365B4">
-      <w:pPr>
-        <w:jc w:val="center"/>
-        <w:rPr>
-          <w:rFonts w:hint="eastAsia" w:ascii="Calibri" w:hAnsi="Calibri" w:cs="宋体"/>
-          <w:b/>
-          <w:color w:val="333333"/>
-          <w:kern w:val="0"/>
-          <w:sz w:val="36"/>
-          <w:szCs w:val="36"/>
-        </w:rPr>
-      </w:pPr>
-      <w:r>
-        <w:rPr>
-          <w:rFonts w:hint="eastAsia" w:ascii="Calibri" w:hAnsi="Calibri" w:eastAsia="楷体_GB2312" w:cs="宋体"/>
-          <w:b/>
-          <w:color w:val="333333"/>
-          <w:kern w:val="0"/>
-          <w:sz w:val="32"/>
-          <w:szCs w:val="52"/>
-        </w:rPr>
-        <w:t xml:space="preserve"> 年   月  日 启用</w:t>
-      </w:r>
-    </w:p>
-    <w:p ns2:paraId="66B176AA">
-      <w:pPr>
-        <w:ind w:firstLine="210" w:firstLineChars="100"/>
-        <w:rPr>
-          <w:rFonts w:hint="eastAsia"/>
-        </w:rPr>
-      </w:pPr>
-      <w:r>
-        <w:rPr>
-          <w:rFonts w:hint="eastAsia"/>
-        </w:rPr>
-        <w:tab/>
-      </w:r>
-      <w:r>
-        <w:rPr>
-          <w:rFonts w:hint="eastAsia"/>
-        </w:rPr>
-        <w:tab/>
-      </w:r>
-      <w:r>
-        <w:rPr>
-          <w:rFonts w:hint="eastAsia"/>
-        </w:rPr>
-        <w:tab/>
-      </w:r>
-      <w:r>
-        <w:rPr>
-          <w:rFonts w:hint="eastAsia"/>
-        </w:rPr>
-        <w:tab/>
-      </w:r>
-      <w:r>
-        <w:rPr>
-          <w:rFonts w:hint="eastAsia"/>
-        </w:rPr>
-        <w:tab/>
-      </w:r>
+      <w:bookmarkStart w:id="0" w:name="_GoBack"/>
+      <w:bookmarkEnd w:id="0"/>
       <w:r>
         <w:rPr>
           <w:rFonts w:hint="eastAsia"/>
@@ -1025,7 +921,7 @@
         <w:gridCol w:w="167"/>
         <w:gridCol w:w="1324"/>
       </w:tblGrid>
-      <w:tr ns2:paraId="7F3BDCEB">
+      <w:tr>
         <w:tblPrEx>
           <w:tblBorders>
             <w:top w:val="single" w:color="auto" w:sz="4" w:space="0"/>
@@ -1050,7 +946,7 @@
             <w:tcW w:w="868" w:type="dxa"/>
             <w:vAlign w:val="center"/>
           </w:tcPr>
-          <w:p ns2:paraId="07CBE146">
+          <w:p>
             <w:pPr>
               <w:jc w:val="center"/>
               <w:rPr>
@@ -1072,7 +968,7 @@
             <w:tcW w:w="2824" w:type="dxa"/>
             <w:vAlign w:val="center"/>
           </w:tcPr>
-          <w:p ns2:paraId="338DFE9E">
+          <w:p>
             <w:pPr>
               <w:jc w:val="center"/>
               <w:rPr>
@@ -1095,7 +991,7 @@
             <w:gridSpan w:val="2"/>
             <w:vAlign w:val="center"/>
           </w:tcPr>
-          <w:p ns2:paraId="696DB21C">
+          <w:p>
             <w:pPr>
               <w:jc w:val="center"/>
               <w:rPr>
@@ -1118,7 +1014,7 @@
             <w:gridSpan w:val="2"/>
             <w:vAlign w:val="center"/>
           </w:tcPr>
-          <w:p ns2:paraId="3056DDA6">
+          <w:p>
             <w:pPr>
               <w:jc w:val="center"/>
               <w:rPr>
@@ -1141,7 +1037,7 @@
             <w:gridSpan w:val="2"/>
             <w:vAlign w:val="center"/>
           </w:tcPr>
-          <w:p ns2:paraId="0F81FE5A">
+          <w:p>
             <w:pPr>
               <w:jc w:val="center"/>
               <w:rPr>
@@ -1164,7 +1060,7 @@
             <w:gridSpan w:val="2"/>
             <w:vAlign w:val="center"/>
           </w:tcPr>
-          <w:p ns2:paraId="09077C65">
+          <w:p>
             <w:pPr>
               <w:jc w:val="center"/>
               <w:rPr>
@@ -1182,7 +1078,7 @@
           </w:p>
         </w:tc>
       </w:tr>
-      <w:tr ns2:paraId="35ABD93F">
+      <w:tr>
         <w:tblPrEx>
           <w:tblBorders>
             <w:top w:val="single" w:color="auto" w:sz="4" w:space="0"/>
@@ -1207,7 +1103,7 @@
             <w:tcW w:w="868" w:type="dxa"/>
             <w:vAlign w:val="center"/>
           </w:tcPr>
-          <w:p ns2:paraId="36972659">
+          <w:p>
             <w:pPr>
               <w:spacing w:line="400" w:lineRule="exact"/>
               <w:jc w:val="center"/>
@@ -1224,7 +1120,7 @@
               <w:t>上</w:t>
             </w:r>
           </w:p>
-          <w:p ns2:paraId="5FA6EB4A">
+          <w:p>
             <w:pPr>
               <w:spacing w:line="400" w:lineRule="exact"/>
               <w:jc w:val="center"/>
@@ -1241,7 +1137,7 @@
               <w:t>期</w:t>
             </w:r>
           </w:p>
-          <w:p ns2:paraId="219D5040">
+          <w:p>
             <w:pPr>
               <w:spacing w:line="400" w:lineRule="exact"/>
               <w:jc w:val="center"/>
@@ -1258,7 +1154,7 @@
               <w:t>任</w:t>
             </w:r>
           </w:p>
-          <w:p ns2:paraId="2B1C5CFA">
+          <w:p>
             <w:pPr>
               <w:spacing w:line="400" w:lineRule="exact"/>
               <w:jc w:val="center"/>
@@ -1275,7 +1171,7 @@
               <w:t>务</w:t>
             </w:r>
           </w:p>
-          <w:p ns2:paraId="7A279F5C">
+          <w:p>
             <w:pPr>
               <w:spacing w:line="400" w:lineRule="exact"/>
               <w:jc w:val="center"/>
@@ -1292,7 +1188,7 @@
               <w:t>落</w:t>
             </w:r>
           </w:p>
-          <w:p ns2:paraId="5D1983A2">
+          <w:p>
             <w:pPr>
               <w:spacing w:line="400" w:lineRule="exact"/>
               <w:jc w:val="center"/>
@@ -1309,7 +1205,7 @@
               <w:t>实</w:t>
             </w:r>
           </w:p>
-          <w:p ns2:paraId="36DBB764">
+          <w:p>
             <w:pPr>
               <w:spacing w:line="400" w:lineRule="exact"/>
               <w:jc w:val="center"/>
@@ -1326,7 +1222,7 @@
               <w:t>情</w:t>
             </w:r>
           </w:p>
-          <w:p ns2:paraId="2617537E">
+          <w:p>
             <w:pPr>
               <w:spacing w:line="400" w:lineRule="exact"/>
               <w:jc w:val="center"/>
@@ -1349,7 +1245,7 @@
             <w:gridSpan w:val="9"/>
             <w:vAlign w:val="center"/>
           </w:tcPr>
-          <w:p ns2:paraId="67EACC48">
+          <w:p>
             <w:pPr>
               <w:ind w:firstLine="480" w:firstLineChars="200"/>
               <w:jc w:val="both"/>
@@ -1368,7 +1264,7 @@
           </w:p>
         </w:tc>
       </w:tr>
-      <w:tr ns2:paraId="6111AFCF">
+      <w:tr>
         <w:tblPrEx>
           <w:tblBorders>
             <w:top w:val="single" w:color="auto" w:sz="4" w:space="0"/>
@@ -1397,7 +1293,7 @@
             </w:tcBorders>
             <w:vAlign w:val="center"/>
           </w:tcPr>
-          <w:p ns2:paraId="1CBA1FBA">
+          <w:p>
             <w:pPr>
               <w:jc w:val="center"/>
               <w:rPr>
@@ -1412,7 +1308,7 @@
               <w:t xml:space="preserve"> </w:t>
             </w:r>
           </w:p>
-          <w:p ns2:paraId="2B5FF43E">
+          <w:p>
             <w:pPr>
               <w:spacing w:line="400" w:lineRule="exact"/>
               <w:jc w:val="center"/>
@@ -1429,7 +1325,7 @@
               <w:t>下</w:t>
             </w:r>
           </w:p>
-          <w:p ns2:paraId="1B29C7EA">
+          <w:p>
             <w:pPr>
               <w:spacing w:line="400" w:lineRule="exact"/>
               <w:jc w:val="center"/>
@@ -1446,7 +1342,7 @@
               <w:t>期</w:t>
             </w:r>
           </w:p>
-          <w:p ns2:paraId="2CE72A3C">
+          <w:p>
             <w:pPr>
               <w:spacing w:line="400" w:lineRule="exact"/>
               <w:jc w:val="center"/>
@@ -1463,7 +1359,7 @@
               <w:t>任</w:t>
             </w:r>
           </w:p>
-          <w:p ns2:paraId="3B4C0B8D">
+          <w:p>
             <w:pPr>
               <w:spacing w:line="400" w:lineRule="exact"/>
               <w:jc w:val="center"/>
@@ -1480,7 +1376,7 @@
               <w:t>务</w:t>
             </w:r>
           </w:p>
-          <w:p ns2:paraId="6F63EC33">
+          <w:p>
             <w:pPr>
               <w:spacing w:line="400" w:lineRule="exact"/>
               <w:jc w:val="center"/>
@@ -1497,7 +1393,7 @@
               <w:t>要</w:t>
             </w:r>
           </w:p>
-          <w:p ns2:paraId="67694168">
+          <w:p>
             <w:pPr>
               <w:spacing w:line="400" w:lineRule="exact"/>
               <w:jc w:val="center"/>
@@ -1513,7 +1409,7 @@
               <w:t>求</w:t>
             </w:r>
           </w:p>
-          <w:p ns2:paraId="4BFF2DBD">
+          <w:p>
             <w:pPr>
               <w:jc w:val="center"/>
               <w:rPr>
@@ -1531,7 +1427,7 @@
             </w:tcBorders>
             <w:vAlign w:val="center"/>
           </w:tcPr>
-          <w:p ns2:paraId="39A74513">
+          <w:p>
             <w:pPr>
               <w:ind w:firstLine="480" w:firstLineChars="200"/>
               <w:rPr>
@@ -1544,22 +1440,12 @@
                 <w:sz w:val="24"/>
                 <w:szCs w:val="24"/>
               </w:rPr>
-              <w:t>继续检索区块链存证、日志审计、日志完整性保护等文献，整理选题背景、研究意义和初步技术路线，准备下次</w:t>
-            </w:r>
-            <w:bookmarkStart w:id="0" w:name="_GoBack"/>
-            <w:bookmarkEnd w:id="0"/>
-            <w:r>
-              <w:rPr>
-                <w:rFonts w:hint="eastAsia"/>
-                <w:sz w:val="24"/>
-                <w:szCs w:val="24"/>
-              </w:rPr>
-              <w:t>向老师汇报。</w:t>
+              <w:t>继续检索区块链存证、日志审计、日志完整性保护等文献，整理选题背景、研究意义和初步技术路线，准备下次向老师汇报。</w:t>
             </w:r>
           </w:p>
         </w:tc>
       </w:tr>
-      <w:tr ns2:paraId="350BA4DF">
+      <w:tr>
         <w:tblPrEx>
           <w:tblBorders>
             <w:top w:val="single" w:color="auto" w:sz="4" w:space="0"/>
@@ -1584,7 +1470,7 @@
             <w:tcW w:w="868" w:type="dxa"/>
             <w:vAlign w:val="center"/>
           </w:tcPr>
-          <w:p ns2:paraId="7E928418">
+          <w:p>
             <w:pPr>
               <w:jc w:val="center"/>
               <w:rPr>
@@ -1600,7 +1486,7 @@
               <w:t>教师</w:t>
             </w:r>
           </w:p>
-          <w:p ns2:paraId="55E27C23">
+          <w:p>
             <w:pPr>
               <w:jc w:val="center"/>
               <w:rPr>
@@ -1623,7 +1509,7 @@
             <w:gridSpan w:val="2"/>
             <w:vAlign w:val="center"/>
           </w:tcPr>
-          <w:p ns2:paraId="6CC12873">
+          <w:p>
             <w:pPr>
               <w:jc w:val="center"/>
               <w:rPr>
@@ -1639,15 +1525,15 @@
                 <w:lang w:eastAsia="zh-CN"/>
               </w:rPr>
               <w:pict>
-                <ns3:shape id="_x0000_i1025" ns4:spt="75" alt="77ec2c998604cc0456aabf43c0983aee" type="#_x0000_t75" style="height:30.9pt;width:37.1pt;" filled="f" ns4:preferrelative="t" stroked="f" coordsize="21600,21600">
-                  <ns3:path/>
-                  <ns3:fill on="f" focussize="0,0"/>
-                  <ns3:stroke on="f"/>
-                  <ns3:imagedata ns5:id="rId5" ns4:title="77ec2c998604cc0456aabf43c0983aee"/>
-                  <ns4:lock ns3:ext="edit" aspectratio="t"/>
-                  <ns6:wrap type="none"/>
-                  <ns6:anchorlock/>
-                </ns3:shape>
+                <v:shape id="_x0000_i1025" o:spt="75" alt="77ec2c998604cc0456aabf43c0983aee" type="#_x0000_t75" style="height:30.9pt;width:37.1pt;" filled="f" o:preferrelative="t" stroked="f" coordsize="21600,21600">
+                  <v:path/>
+                  <v:fill on="f" focussize="0,0"/>
+                  <v:stroke on="f"/>
+                  <v:imagedata r:id="rId5" o:title="77ec2c998604cc0456aabf43c0983aee"/>
+                  <o:lock v:ext="edit" aspectratio="t"/>
+                  <w10:wrap type="none"/>
+                  <w10:anchorlock/>
+                </v:shape>
               </w:pict>
             </w:r>
           </w:p>
@@ -1658,7 +1544,7 @@
             <w:gridSpan w:val="2"/>
             <w:vAlign w:val="center"/>
           </w:tcPr>
-          <w:p ns2:paraId="4939A688">
+          <w:p>
             <w:pPr>
               <w:jc w:val="center"/>
               <w:rPr>
@@ -1674,7 +1560,7 @@
               <w:t>日</w:t>
             </w:r>
           </w:p>
-          <w:p ns2:paraId="43B698D5">
+          <w:p>
             <w:pPr>
               <w:jc w:val="center"/>
               <w:rPr>
@@ -1697,7 +1583,7 @@
             <w:gridSpan w:val="2"/>
             <w:vAlign w:val="center"/>
           </w:tcPr>
-          <w:p ns2:paraId="4F11ECA8">
+          <w:p>
             <w:pPr>
               <w:jc w:val="center"/>
               <w:rPr>
@@ -1711,10 +1597,8 @@
                 <w:rFonts w:hint="eastAsia" w:eastAsia="楷体_GB2312"/>
                 <w:sz w:val="24"/>
                 <w:lang w:val="en-US" w:eastAsia="zh-CN"/>
-                <w:noProof/>
-                <w:noWrap/>
-              </w:rPr>
-              <w:t xml:space="preserve">2025.11.14</w:t>
+              </w:rPr>
+              <w:t>2025.11.14</w:t>
             </w:r>
           </w:p>
         </w:tc>
@@ -1724,7 +1608,7 @@
             <w:gridSpan w:val="2"/>
             <w:vAlign w:val="center"/>
           </w:tcPr>
-          <w:p ns2:paraId="7DB0DB98">
+          <w:p>
             <w:pPr>
               <w:jc w:val="center"/>
               <w:rPr>
@@ -1740,7 +1624,7 @@
               <w:t>学生</w:t>
             </w:r>
           </w:p>
-          <w:p ns2:paraId="04E54C03">
+          <w:p>
             <w:pPr>
               <w:jc w:val="center"/>
               <w:rPr>
@@ -1761,7 +1645,7 @@
           <w:tcPr>
             <w:tcW w:w="1324" w:type="dxa"/>
           </w:tcPr>
-          <w:p ns2:paraId="6BA1B0E1">
+          <w:p>
             <w:pPr>
               <w:rPr>
                 <w:rFonts w:hint="eastAsia" w:eastAsia="楷体_GB2312"/>
@@ -1776,22 +1660,22 @@
                 <w:lang w:eastAsia="zh-CN"/>
               </w:rPr>
               <w:pict>
-                <ns3:shape id="_x0000_i1026" ns4:spt="75" alt="6ba624df6b94ca1e573d5c55241cb992" type="#_x0000_t75" style="height:28.7pt;width:55.05pt;" filled="f" ns4:preferrelative="t" stroked="f" coordsize="21600,21600">
-                  <ns3:path/>
-                  <ns3:fill on="f" focussize="0,0"/>
-                  <ns3:stroke on="f"/>
-                  <ns3:imagedata ns5:id="rId6" ns4:title="6ba624df6b94ca1e573d5c55241cb992"/>
-                  <ns4:lock ns3:ext="edit" aspectratio="t"/>
-                  <ns6:wrap type="none"/>
-                  <ns6:anchorlock/>
-                </ns3:shape>
+                <v:shape id="_x0000_i1026" o:spt="75" alt="6ba624df6b94ca1e573d5c55241cb992" type="#_x0000_t75" style="height:28.7pt;width:55.05pt;" filled="f" o:preferrelative="t" stroked="f" coordsize="21600,21600">
+                  <v:path/>
+                  <v:fill on="f" focussize="0,0"/>
+                  <v:stroke on="f"/>
+                  <v:imagedata r:id="rId6" o:title="6ba624df6b94ca1e573d5c55241cb992"/>
+                  <o:lock v:ext="edit" aspectratio="t"/>
+                  <w10:wrap type="none"/>
+                  <w10:anchorlock/>
+                </v:shape>
               </w:pict>
             </w:r>
           </w:p>
         </w:tc>
       </w:tr>
     </w:tbl>
-    <w:p ns2:paraId="1AC0BFAD">
+    <w:p>
       <w:pPr>
         <w:rPr>
           <w:rFonts w:hint="eastAsia"/>
@@ -1799,7 +1683,7 @@
       </w:pPr>
     </w:p>
     <w:sectPr>
-      <w:footerReference ns5:id="rId3" w:type="default"/>
+      <w:footerReference r:id="rId3" w:type="default"/>
       <w:pgSz w:w="11907" w:h="16840"/>
       <w:pgMar w:top="1418" w:right="1134" w:bottom="1418" w:left="1134" w:header="851" w:footer="284" w:gutter="567"/>
       <w:pgNumType w:fmt="numberInDash"/>
